--- a/docs/最新版/05_契約書/00_README.docx
+++ b/docs/最新版/05_契約書/00_README.docx
@@ -36,7 +36,7 @@
           <w:color w:val="111827"/>
           <w:sz w:val="20"/>
         </w:rPr>
-        <w:t>工務店様との契約に必要な法務書類一式。 3種類の契約書テンプレートを用途別に使い分け。</w:t>
+        <w:t>工務店様との契約に必要な法務書類一式。料金モデル v2 (全員同一料金) に準拠。</w:t>
       </w:r>
     </w:p>
     <w:p/>
@@ -53,25 +53,6 @@
       </w:r>
     </w:p>
     <w:p/>
-    <w:p>
-      <w:pPr>
-        <w:pStyle w:val="ListBullet"/>
-      </w:pPr>
-      <w:r>
-        <w:rPr>
-          <w:b/>
-          <w:sz w:val="20"/>
-        </w:rPr>
-        <w:t>フリープラン申込書.docx</w:t>
-      </w:r>
-      <w:r>
-        <w:rPr>
-          <w:b w:val="0"/>
-          <w:sz w:val="20"/>
-        </w:rPr>
-        <w:t xml:space="preserve"> — Phase 1 の 10 社優遇用の申込書</w:t>
-      </w:r>
-    </w:p>
     <w:p>
       <w:pPr>
         <w:pStyle w:val="ListBullet"/>
@@ -107,7 +88,18 @@
           <w:b w:val="0"/>
           <w:sz w:val="20"/>
         </w:rPr>
-        <w:t xml:space="preserve"> — 見学会予約の成果報酬（反響課金）ベースの契約</w:t>
+        <w:t xml:space="preserve"> — 見学会予約の都度課金ベースの契約</w:t>
+      </w:r>
+    </w:p>
+    <w:p/>
+    <w:p>
+      <w:r>
+        <w:rPr>
+          <w:b w:val="0"/>
+          <w:color w:val="111827"/>
+          <w:sz w:val="20"/>
+        </w:rPr>
+        <w:t>※ `フリープラン申込書.docx` は料金モデル v2 で「フリープラン」概念が廃止されたため削除されました。</w:t>
       </w:r>
     </w:p>
     <w:p/>
@@ -182,7 +174,7 @@
                 <w:b w:val="0"/>
                 <w:sz w:val="18"/>
               </w:rPr>
-              <w:t>既存10社 Phase 1 開始時</w:t>
+              <w:t>Phase 1 の見学会予約 (¥50,000/件) 単体契約</w:t>
             </w:r>
           </w:p>
         </w:tc>
@@ -197,7 +189,7 @@
                 <w:b w:val="0"/>
                 <w:sz w:val="18"/>
               </w:rPr>
-              <w:t>フリープラン申込書</w:t>
+              <w:t>掲載契約書・反響課金契約書テンプレート</w:t>
             </w:r>
           </w:p>
         </w:tc>
@@ -310,7 +302,7 @@
                 <w:b w:val="0"/>
                 <w:sz w:val="18"/>
               </w:rPr>
-              <w:t>新規11社目以降 全般</w:t>
+              <w:t>Phase 3 以降の成果報酬 3% の条項</w:t>
             </w:r>
           </w:p>
         </w:tc>
@@ -325,7 +317,7 @@
                 <w:b w:val="0"/>
                 <w:sz w:val="18"/>
               </w:rPr>
-              <w:t>掲載契約書・反響課金契約書テンプレート</w:t>
+              <w:t>マーケティング支援契約書 (別紙で追加)</w:t>
             </w:r>
           </w:p>
         </w:tc>
@@ -354,7 +346,7 @@
           <w:b w:val="0"/>
           <w:sz w:val="20"/>
         </w:rPr>
-        <w:t>営業担当が工務店と料金プラン合意</w:t>
+        <w:t>営業担当が工務店と料金プラン合意 (全員同一料金を明示)</w:t>
       </w:r>
     </w:p>
     <w:p>
@@ -366,7 +358,7 @@
           <w:b w:val="0"/>
           <w:sz w:val="20"/>
         </w:rPr>
-        <w:t>該当契約書のテンプレートをダウンロード（このフォルダ）</w:t>
+        <w:t>該当契約書のテンプレートをダウンロード</w:t>
       </w:r>
     </w:p>
     <w:p>
@@ -402,7 +394,7 @@
           <w:b w:val="0"/>
           <w:sz w:val="20"/>
         </w:rPr>
-        <w:t>締結済み契約書は `docs/最新版/05_契約書/締結済み/` （別途作成）に年月フォルダで保管</w:t>
+        <w:t>締結済み契約書は `docs/最新版/05_契約書/締結済み/` (別途作成) に年月フォルダで保管</w:t>
       </w:r>
     </w:p>
     <w:p/>
@@ -453,7 +445,7 @@
           <w:color w:val="3D2200"/>
           <w:sz w:val="28"/>
         </w:rPr>
-        <w:t>重要な条項（全契約書共通）</w:t>
+        <w:t>重要な条項 (全契約書共通)</w:t>
       </w:r>
     </w:p>
     <w:p/>
@@ -463,10 +455,36 @@
       </w:pPr>
       <w:r>
         <w:rPr>
+          <w:b/>
+          <w:sz w:val="20"/>
+        </w:rPr>
+        <w:t>全員同一料金</w:t>
+      </w:r>
+      <w:r>
+        <w:rPr>
           <w:b w:val="0"/>
           <w:sz w:val="20"/>
         </w:rPr>
-        <w:t>10社優遇の永続半額条項</w:t>
+        <w:t xml:space="preserve"> の明記</w:t>
+      </w:r>
+    </w:p>
+    <w:p>
+      <w:pPr>
+        <w:pStyle w:val="ListBullet"/>
+      </w:pPr>
+      <w:r>
+        <w:rPr>
+          <w:b/>
+          <w:sz w:val="20"/>
+        </w:rPr>
+        <w:t>成果報酬 3% の対象条件</w:t>
+      </w:r>
+      <w:r>
+        <w:rPr>
+          <w:b w:val="0"/>
+          <w:sz w:val="20"/>
+        </w:rPr>
+        <w:t xml:space="preserve"> (無料相談 / AI 診断 / 会員登録済みユーザー経由の成約のみ)</w:t>
       </w:r>
     </w:p>
     <w:p>
@@ -478,7 +496,7 @@
           <w:b w:val="0"/>
           <w:sz w:val="20"/>
         </w:rPr>
-        <w:t>解約30日前書面通知</w:t>
+        <w:t>解約 30 日前書面通知</w:t>
       </w:r>
     </w:p>
     <w:p>
@@ -502,7 +520,7 @@
           <w:b w:val="0"/>
           <w:sz w:val="20"/>
         </w:rPr>
-        <w:t>個人情報取扱い（GDPR/APPI準拠）</w:t>
+        <w:t>個人情報取扱い (GDPR/APPI 準拠)</w:t>
       </w:r>
     </w:p>
     <w:p/>
@@ -540,7 +558,7 @@
           <w:b w:val="0"/>
           <w:sz w:val="20"/>
         </w:rPr>
-        <w:t>一社との特殊条件は別紙で追加</w:t>
+        <w:t>一社との特殊条件は別紙で追加 (原則例外を作らない)</w:t>
       </w:r>
     </w:p>
     <w:p/>
